--- a/downloads/teacher/03 Course Design/00 Syllabus.docx
+++ b/downloads/teacher/03 Course Design/00 Syllabus.docx
@@ -45,28 +45,13 @@
         <w:rPr>
           <w:b/>
         </w:rPr>
-        <w:t xml:space="preserve">School:</w:t>
+        <w:t xml:space="preserve">Room:</w:t>
       </w:r>
       <w:r>
         <w:t xml:space="preserve"> </w:t>
       </w:r>
       <w:r>
-        <w:t xml:space="preserve">[school name]</w:t>
-      </w:r>
-      <w:r>
-        <w:t xml:space="preserve"> </w:t>
-      </w:r>
-      <w:r>
-        <w:rPr>
-          <w:b/>
-        </w:rPr>
-        <w:t xml:space="preserve">Room:</w:t>
-      </w:r>
-      <w:r>
-        <w:t xml:space="preserve"> </w:t>
-      </w:r>
-      <w:r>
-        <w:t xml:space="preserve">[room number], the FACS lab</w:t>
+        <w:t xml:space="preserve">the FACS room</w:t>
       </w:r>
       <w:r>
         <w:t xml:space="preserve"> </w:t>
@@ -81,7 +66,7 @@
         <w:t xml:space="preserve"> </w:t>
       </w:r>
       <w:r>
-        <w:t xml:space="preserve">[school email]</w:t>
+        <w:t xml:space="preserve">salvatoreprevosto@gmail.com (see the About page on the course website)</w:t>
       </w:r>
       <w:r>
         <w:t xml:space="preserve"> </w:t>
@@ -112,23 +97,6 @@
       </w:r>
       <w:r>
         <w:t xml:space="preserve">This course counts toward the New York State middle level requirement of 1 3/4 units of career and technical education (Commissioner’s Regulation 100.4). It covers what districts used to call Home and Career Skills, and more.</w:t>
-      </w:r>
-    </w:p>
-    <w:p>
-      <w:pPr>
-        <w:pStyle w:val="BodyText"/>
-      </w:pPr>
-      <w:r>
-        <w:t xml:space="preserve">Draft of 2026-09-11.</w:t>
-      </w:r>
-      <w:r>
-        <w:t xml:space="preserve"> </w:t>
-      </w:r>
-      <w:r>
-        <w:rPr>
-          <w:rStyle w:val="TeacherNote"/>
-        </w:rPr>
-        <w:t xml:space="preserve">[Sal: fill the brackets, check the grading policy against the school’s, and read the whole thing aloud once. It is written in your voice.]</w:t>
       </w:r>
     </w:p>
     <w:p>
@@ -1003,15 +971,6 @@
       </w:pPr>
       <w:r>
         <w:t xml:space="preserve">Sign and return the last page.</w:t>
-      </w:r>
-      <w:r>
-        <w:t xml:space="preserve"> </w:t>
-      </w:r>
-      <w:r>
-        <w:rPr>
-          <w:rStyle w:val="TeacherNote"/>
-        </w:rPr>
-        <w:t xml:space="preserve">[Sal: add the school’s signature slip.]</w:t>
       </w:r>
     </w:p>
     <w:sectPr>
